--- a/human/tasks/U12-12/summary.docx
+++ b/human/tasks/U12-12/summary.docx
@@ -143,7 +143,7 @@
     </w:p>
     <w:p>
       <w:r>
-        <w:t>原输入snapshot与签署不改，进行中及复核中的分发包不刷新。全部旧根目录的物理迁移仍是整体目标的下一项。</w:t>
+        <w:t>原输入snapshot与签署不改，进行中及复核中的分发包不刷新。根目录19/19项已迁入human/agent，当前读取和运行入口已验证，业务签收不变。</w:t>
       </w:r>
     </w:p>
     <w:p>
@@ -202,7 +202,12 @@
     </w:p>
     <w:p>
       <w:r>
-        <w:t>全部71/71任务包已形成双层逐包结构，下一项是根目录整体物理迁移和运行消费者修复；未完成这一项不能关闭整体目标。U12-12业务仍WAIT_DEP_EXTERNAL，没有真实公开或部署决定。</w:t>
+        <w:t>规范化71/71包、根目录迁移19/19项完成；每包Word由Agent源生成。</w:t>
+      </w:r>
+    </w:p>
+    <w:p>
+      <w:r>
+        <w:t>业务状态WAIT_DEP_EXTERNAL，原签收与未交付项不变；后续按注册表和实际依赖推进。</w:t>
       </w:r>
     </w:p>
     <w:p>
